--- a/outputs/reports/Executive_Brief.docx
+++ b/outputs/reports/Executive_Brief.docx
@@ -1518,7 +1518,7 @@
                 <w:color w:val="27241B"/>
                 <w:sz w:val="16"/>
               </w:rPr>
-              <w:t>KSh 1.51M – KSh 2.16M</w:t>
+              <w:t>KSh 0.28M – KSh 0.40M</w:t>
             </w:r>
           </w:p>
         </w:tc>
@@ -1652,7 +1652,7 @@
                 <w:color w:val="27241B"/>
                 <w:sz w:val="16"/>
               </w:rPr>
-              <w:t>KSh 0.18M</w:t>
+              <w:t>KSh 0.03M</w:t>
             </w:r>
           </w:p>
         </w:tc>
@@ -1783,7 +1783,7 @@
                 <w:color w:val="27241B"/>
                 <w:sz w:val="16"/>
               </w:rPr>
-              <w:t>KSh 0.89M</w:t>
+              <w:t>KSh 0.17M</w:t>
             </w:r>
           </w:p>
         </w:tc>
@@ -2048,7 +2048,7 @@
                 <w:color w:val="27241B"/>
                 <w:sz w:val="16"/>
               </w:rPr>
-              <w:t>KSh 0.49M</w:t>
+              <w:t>KSh 0.09M</w:t>
             </w:r>
           </w:p>
         </w:tc>
@@ -2214,7 +2214,149 @@
           </w:p>
         </w:tc>
       </w:tr>
+      <w:tr>
+        <w:tc>
+          <w:tcPr>
+            <w:tcW w:type="dxa" w:w="374"/>
+            <w:tcMar>
+              <w:top w:w="60" w:type="dxa"/>
+              <w:left w:w="110" w:type="dxa"/>
+              <w:bottom w:w="60" w:type="dxa"/>
+              <w:right w:w="110" w:type="dxa"/>
+            </w:tcMar>
+          </w:tcPr>
+          <w:p>
+            <w:pPr>
+              <w:spacing w:after="40" w:before="40"/>
+              <w:jc w:val="right"/>
+            </w:pPr>
+            <w:r/>
+            <w:r>
+              <w:rPr>
+                <w:rFonts w:ascii="Liberation Sans" w:hAnsi="Liberation Sans"/>
+                <w:color w:val="27241B"/>
+                <w:sz w:val="16"/>
+              </w:rPr>
+            </w:r>
+          </w:p>
+        </w:tc>
+        <w:tc>
+          <w:tcPr>
+            <w:tcW w:type="dxa" w:w="5112"/>
+            <w:tcMar>
+              <w:top w:w="60" w:type="dxa"/>
+              <w:left w:w="110" w:type="dxa"/>
+              <w:bottom w:w="60" w:type="dxa"/>
+              <w:right w:w="110" w:type="dxa"/>
+            </w:tcMar>
+          </w:tcPr>
+          <w:p>
+            <w:pPr>
+              <w:spacing w:after="40" w:before="40"/>
+            </w:pPr>
+            <w:r/>
+            <w:r>
+              <w:rPr>
+                <w:rFonts w:ascii="Liberation Sans" w:hAnsi="Liberation Sans"/>
+                <w:color w:val="27241B"/>
+                <w:sz w:val="16"/>
+              </w:rPr>
+              <w:t>Total expected gross-profit recovery</w:t>
+            </w:r>
+          </w:p>
+        </w:tc>
+        <w:tc>
+          <w:tcPr>
+            <w:tcW w:type="dxa" w:w="1411"/>
+            <w:tcMar>
+              <w:top w:w="60" w:type="dxa"/>
+              <w:left w:w="110" w:type="dxa"/>
+              <w:bottom w:w="60" w:type="dxa"/>
+              <w:right w:w="110" w:type="dxa"/>
+            </w:tcMar>
+          </w:tcPr>
+          <w:p>
+            <w:pPr>
+              <w:spacing w:after="40" w:before="40"/>
+            </w:pPr>
+            <w:r/>
+            <w:r>
+              <w:rPr>
+                <w:rFonts w:ascii="Liberation Sans" w:hAnsi="Liberation Sans"/>
+                <w:color w:val="27241B"/>
+                <w:sz w:val="16"/>
+              </w:rPr>
+            </w:r>
+          </w:p>
+        </w:tc>
+        <w:tc>
+          <w:tcPr>
+            <w:tcW w:type="dxa" w:w="1267"/>
+            <w:tcMar>
+              <w:top w:w="60" w:type="dxa"/>
+              <w:left w:w="110" w:type="dxa"/>
+              <w:bottom w:w="60" w:type="dxa"/>
+              <w:right w:w="110" w:type="dxa"/>
+            </w:tcMar>
+          </w:tcPr>
+          <w:p>
+            <w:pPr>
+              <w:spacing w:after="40" w:before="40"/>
+              <w:jc w:val="right"/>
+            </w:pPr>
+            <w:r/>
+            <w:r>
+              <w:rPr>
+                <w:rFonts w:ascii="Liberation Sans" w:hAnsi="Liberation Sans"/>
+                <w:color w:val="27241B"/>
+                <w:sz w:val="16"/>
+              </w:rPr>
+              <w:t>KSh 0.85M – KSh 0.97M</w:t>
+            </w:r>
+          </w:p>
+        </w:tc>
+        <w:tc>
+          <w:tcPr>
+            <w:tcW w:type="dxa" w:w="1152"/>
+            <w:tcMar>
+              <w:top w:w="60" w:type="dxa"/>
+              <w:left w:w="110" w:type="dxa"/>
+              <w:bottom w:w="60" w:type="dxa"/>
+              <w:right w:w="110" w:type="dxa"/>
+            </w:tcMar>
+          </w:tcPr>
+          <w:p>
+            <w:pPr>
+              <w:spacing w:after="40" w:before="40"/>
+              <w:jc w:val="right"/>
+            </w:pPr>
+            <w:r/>
+            <w:r>
+              <w:rPr>
+                <w:rFonts w:ascii="Liberation Sans" w:hAnsi="Liberation Sans"/>
+                <w:color w:val="27241B"/>
+                <w:sz w:val="16"/>
+              </w:rPr>
+            </w:r>
+          </w:p>
+        </w:tc>
+      </w:tr>
     </w:tbl>
+    <w:p>
+      <w:pPr>
+        <w:spacing w:after="80"/>
+      </w:pPr>
+      <w:r>
+        <w:rPr>
+          <w:rFonts w:ascii="Liberation Sans" w:hAnsi="Liberation Sans"/>
+          <w:b w:val="0"/>
+          <w:i w:val="0"/>
+          <w:color w:val="89877B"/>
+          <w:sz w:val="16"/>
+        </w:rPr>
+        <w:t>Impacts are gross-profit recovery, not revenue recovered. Volume, traffic and basket actions are converted at the blended Q3 FY2026 gross margin (18.57%); the pricing action is a discount stop, so it converts at near-full value rather than at margin. The capture rates (40-100% of each slice) are deliberately conservative. Together the register recovers about 52%-59%% of the KSh 1.63M of gross profit the quarter lost.</w:t>
+      </w:r>
+    </w:p>
     <w:p>
       <w:pPr>
         <w:spacing w:after="0" w:before="0" w:line="240" w:lineRule="auto"/>
